--- a/대전 맥주장 사업 전환·확장 선행 작업 비용 내역.docx
+++ b/대전 맥주장 사업 전환·확장 선행 작업 비용 내역.docx
@@ -5,6 +5,37 @@
     <w:p>
       <w:pPr>
         <w:jc w:val="center"/>
+        <w:rPr>
+          <w:b/>
+          <w:bCs/>
+          <w:color w:val="C00000"/>
+          <w:sz w:val="36"/>
+          <w:szCs w:val="36"/>
+        </w:rPr>
+      </w:pPr>
+      <w:r>
+        <w:rPr>
+          <w:b/>
+          <w:bCs/>
+          <w:color w:val="C00000"/>
+          <w:sz w:val="36"/>
+          <w:szCs w:val="36"/>
+        </w:rPr>
+        <w:t xml:space="preserve">대전 </w:t>
+      </w:r>
+      <w:proofErr w:type="spellStart"/>
+      <w:r>
+        <w:rPr>
+          <w:b/>
+          <w:bCs/>
+          <w:color w:val="C00000"/>
+          <w:sz w:val="36"/>
+          <w:szCs w:val="36"/>
+        </w:rPr>
+        <w:t>맥주장</w:t>
+      </w:r>
+      <w:proofErr w:type="spellEnd"/>
+      <w:r>
         <w:rPr>
           <w:rFonts w:hint="eastAsia"/>
           <w:b/>
@@ -13,7 +44,8 @@
           <w:sz w:val="36"/>
           <w:szCs w:val="36"/>
         </w:rPr>
-      </w:pPr>
+        <w:t xml:space="preserve"> </w:t>
+      </w:r>
       <w:r>
         <w:rPr>
           <w:b/>
@@ -22,114 +54,81 @@
           <w:sz w:val="36"/>
           <w:szCs w:val="36"/>
         </w:rPr>
-        <w:t xml:space="preserve">대전 </w:t>
-      </w:r>
-      <w:proofErr w:type="spellStart"/>
+        <w:t>사업 전환·확장 선행 작업 비용 내역</w:t>
+      </w:r>
+    </w:p>
+    <w:p>
+      <w:pPr>
+        <w:rPr>
+          <w:sz w:val="20"/>
+          <w:szCs w:val="22"/>
+        </w:rPr>
+      </w:pPr>
+    </w:p>
+    <w:p>
+      <w:pPr>
+        <w:rPr>
+          <w:sz w:val="20"/>
+          <w:szCs w:val="22"/>
+        </w:rPr>
+      </w:pPr>
+      <w:r>
+        <w:rPr>
+          <w:sz w:val="20"/>
+          <w:szCs w:val="22"/>
+        </w:rPr>
+        <w:t>본 비용은</w:t>
+      </w:r>
+      <w:r>
+        <w:rPr>
+          <w:rFonts w:hint="eastAsia"/>
+          <w:sz w:val="20"/>
+          <w:szCs w:val="22"/>
+        </w:rPr>
+        <w:t xml:space="preserve"> </w:t>
+      </w:r>
+      <w:r>
+        <w:rPr>
+          <w:sz w:val="20"/>
+          <w:szCs w:val="22"/>
+        </w:rPr>
+        <w:t xml:space="preserve">주주 참여와 동시에 수행되는 </w:t>
+      </w:r>
       <w:r>
         <w:rPr>
           <w:b/>
           <w:bCs/>
-          <w:color w:val="C00000"/>
-          <w:sz w:val="36"/>
-          <w:szCs w:val="36"/>
-        </w:rPr>
-        <w:t>맥주장</w:t>
-      </w:r>
-      <w:proofErr w:type="spellEnd"/>
+          <w:sz w:val="20"/>
+          <w:szCs w:val="22"/>
+        </w:rPr>
+        <w:t>사업 재정비 및 확장을 위한 필수 선행 작업</w:t>
+      </w:r>
+      <w:r>
+        <w:rPr>
+          <w:sz w:val="20"/>
+          <w:szCs w:val="22"/>
+        </w:rPr>
+        <w:t>에 대한 비용으로,</w:t>
+      </w:r>
       <w:r>
         <w:rPr>
           <w:rFonts w:hint="eastAsia"/>
+          <w:sz w:val="20"/>
+          <w:szCs w:val="22"/>
+        </w:rPr>
+        <w:t xml:space="preserve"> </w:t>
+      </w:r>
+      <w:r>
+        <w:rPr>
+          <w:sz w:val="20"/>
+          <w:szCs w:val="22"/>
+        </w:rPr>
+        <w:t xml:space="preserve">단순 홍보·제작이 아닌 </w:t>
+      </w:r>
+      <w:r>
+        <w:rPr>
           <w:b/>
           <w:bCs/>
-          <w:color w:val="C00000"/>
-          <w:sz w:val="36"/>
-          <w:szCs w:val="36"/>
-        </w:rPr>
-        <w:t xml:space="preserve"> </w:t>
-      </w:r>
-      <w:r>
-        <w:rPr>
-          <w:b/>
-          <w:bCs/>
-          <w:color w:val="C00000"/>
-          <w:sz w:val="36"/>
-          <w:szCs w:val="36"/>
-        </w:rPr>
-        <w:t>사업 전환·확장 선행 작업 비용 내역</w:t>
-      </w:r>
-    </w:p>
-    <w:p>
-      <w:pPr>
-        <w:rPr>
-          <w:sz w:val="20"/>
-          <w:szCs w:val="22"/>
-        </w:rPr>
-      </w:pPr>
-    </w:p>
-    <w:p>
-      <w:pPr>
-        <w:rPr>
-          <w:sz w:val="20"/>
-          <w:szCs w:val="22"/>
-        </w:rPr>
-      </w:pPr>
-      <w:r>
-        <w:rPr>
-          <w:sz w:val="20"/>
-          <w:szCs w:val="22"/>
-        </w:rPr>
-        <w:t>본 비용은</w:t>
-      </w:r>
-      <w:r>
-        <w:rPr>
-          <w:rFonts w:hint="eastAsia"/>
-          <w:sz w:val="20"/>
-          <w:szCs w:val="22"/>
-        </w:rPr>
-        <w:t xml:space="preserve"> </w:t>
-      </w:r>
-      <w:r>
-        <w:rPr>
-          <w:sz w:val="20"/>
-          <w:szCs w:val="22"/>
-        </w:rPr>
-        <w:t xml:space="preserve">주주 참여와 동시에 수행되는 </w:t>
-      </w:r>
-      <w:r>
-        <w:rPr>
-          <w:b/>
-          <w:bCs/>
-          <w:sz w:val="20"/>
-          <w:szCs w:val="22"/>
-        </w:rPr>
-        <w:t>사업 재정비 및 확장을 위한 필수 선행 작업</w:t>
-      </w:r>
-      <w:r>
-        <w:rPr>
-          <w:sz w:val="20"/>
-          <w:szCs w:val="22"/>
-        </w:rPr>
-        <w:t>에 대한 비용으로,</w:t>
-      </w:r>
-      <w:r>
-        <w:rPr>
-          <w:rFonts w:hint="eastAsia"/>
-          <w:sz w:val="20"/>
-          <w:szCs w:val="22"/>
-        </w:rPr>
-        <w:t xml:space="preserve"> </w:t>
-      </w:r>
-      <w:r>
-        <w:rPr>
-          <w:sz w:val="20"/>
-          <w:szCs w:val="22"/>
-        </w:rPr>
-        <w:t xml:space="preserve">단순 홍보·제작이 아닌 </w:t>
-      </w:r>
-      <w:r>
-        <w:rPr>
-          <w:b/>
-          <w:bCs/>
           <w:sz w:val="20"/>
           <w:szCs w:val="22"/>
         </w:rPr>
@@ -154,7 +153,6 @@
     <w:p>
       <w:pPr>
         <w:rPr>
-          <w:rFonts w:hint="eastAsia"/>
           <w:sz w:val="20"/>
           <w:szCs w:val="22"/>
         </w:rPr>
@@ -1607,6 +1605,14 @@
     </w:p>
     <w:p>
       <w:pPr>
+        <w:rPr>
+          <w:b/>
+          <w:bCs/>
+          <w:sz w:val="24"/>
+          <w:szCs w:val="28"/>
+        </w:rPr>
+      </w:pPr>
+      <w:r>
         <w:rPr>
           <w:rFonts w:hint="eastAsia"/>
           <w:b/>
@@ -1614,7 +1620,62 @@
           <w:sz w:val="24"/>
           <w:szCs w:val="28"/>
         </w:rPr>
-      </w:pPr>
+        <w:t>심재우</w:t>
+      </w:r>
+    </w:p>
+    <w:p>
+      <w:pPr>
+        <w:rPr>
+          <w:b/>
+          <w:bCs/>
+          <w:sz w:val="24"/>
+          <w:szCs w:val="28"/>
+        </w:rPr>
+      </w:pPr>
+    </w:p>
+    <w:p>
+      <w:pPr>
+        <w:rPr>
+          <w:b/>
+          <w:bCs/>
+          <w:sz w:val="24"/>
+          <w:szCs w:val="28"/>
+        </w:rPr>
+      </w:pPr>
+    </w:p>
+    <w:p>
+      <w:pPr>
+        <w:rPr>
+          <w:b/>
+          <w:bCs/>
+          <w:sz w:val="24"/>
+          <w:szCs w:val="28"/>
+        </w:rPr>
+      </w:pPr>
+    </w:p>
+    <w:p>
+      <w:pPr>
+        <w:pStyle w:val="a6"/>
+        <w:numPr>
+          <w:ilvl w:val="0"/>
+          <w:numId w:val="10"/>
+        </w:numPr>
+        <w:rPr>
+          <w:b/>
+          <w:bCs/>
+          <w:sz w:val="24"/>
+          <w:szCs w:val="28"/>
+        </w:rPr>
+      </w:pPr>
+      <w:r>
+        <w:rPr>
+          <w:b/>
+          <w:bCs/>
+          <w:sz w:val="24"/>
+          <w:szCs w:val="28"/>
+        </w:rPr>
+        <w:t>초기창업</w:t>
+      </w:r>
       <w:r>
         <w:rPr>
           <w:rFonts w:hint="eastAsia"/>
@@ -1623,7 +1684,70 @@
           <w:sz w:val="24"/>
           <w:szCs w:val="28"/>
         </w:rPr>
-        <w:t>심재우</w:t>
+        <w:t>패키지 지원 (5,000 ~1억원)</w:t>
+      </w:r>
+    </w:p>
+    <w:p>
+      <w:pPr>
+        <w:pStyle w:val="a6"/>
+        <w:numPr>
+          <w:ilvl w:val="0"/>
+          <w:numId w:val="10"/>
+        </w:numPr>
+        <w:rPr>
+          <w:b/>
+          <w:bCs/>
+          <w:sz w:val="24"/>
+          <w:szCs w:val="28"/>
+        </w:rPr>
+      </w:pPr>
+      <w:proofErr w:type="spellStart"/>
+      <w:r>
+        <w:rPr>
+          <w:rFonts w:hint="eastAsia"/>
+          <w:b/>
+          <w:bCs/>
+          <w:sz w:val="24"/>
+          <w:szCs w:val="28"/>
+        </w:rPr>
+        <w:t>로컬크리에이터</w:t>
+      </w:r>
+      <w:proofErr w:type="spellEnd"/>
+      <w:r>
+        <w:rPr>
+          <w:rFonts w:hint="eastAsia"/>
+          <w:b/>
+          <w:bCs/>
+          <w:sz w:val="24"/>
+          <w:szCs w:val="28"/>
+        </w:rPr>
+        <w:t xml:space="preserve"> (4,000만원)</w:t>
+      </w:r>
+    </w:p>
+    <w:p>
+      <w:pPr>
+        <w:pStyle w:val="a6"/>
+        <w:numPr>
+          <w:ilvl w:val="0"/>
+          <w:numId w:val="10"/>
+        </w:numPr>
+        <w:rPr>
+          <w:rFonts w:hint="eastAsia"/>
+          <w:b/>
+          <w:bCs/>
+          <w:sz w:val="24"/>
+          <w:szCs w:val="28"/>
+        </w:rPr>
+      </w:pPr>
+      <w:r>
+        <w:rPr>
+          <w:rFonts w:hint="eastAsia"/>
+          <w:b/>
+          <w:bCs/>
+          <w:sz w:val="24"/>
+          <w:szCs w:val="28"/>
+        </w:rPr>
+        <w:t>기타 지원 사업</w:t>
       </w:r>
     </w:p>
     <w:sectPr>
@@ -2033,6 +2157,119 @@
     </w:lvl>
   </w:abstractNum>
   <w:abstractNum w:abstractNumId="2" w15:restartNumberingAfterBreak="0">
+    <w:nsid w:val="22CD40D5"/>
+    <w:multiLevelType w:val="hybridMultilevel"/>
+    <w:tmpl w:val="F0EC1B72"/>
+    <w:lvl w:ilvl="0" w:tplc="04090001">
+      <w:start w:val="1"/>
+      <w:numFmt w:val="bullet"/>
+      <w:lvlText w:val=""/>
+      <w:lvlJc w:val="left"/>
+      <w:pPr>
+        <w:ind w:left="880" w:hanging="440"/>
+      </w:pPr>
+      <w:rPr>
+        <w:rFonts w:ascii="Wingdings" w:hAnsi="Wingdings" w:hint="default"/>
+      </w:rPr>
+    </w:lvl>
+    <w:lvl w:ilvl="1" w:tplc="04090003" w:tentative="1">
+      <w:start w:val="1"/>
+      <w:numFmt w:val="bullet"/>
+      <w:lvlText w:val=""/>
+      <w:lvlJc w:val="left"/>
+      <w:pPr>
+        <w:ind w:left="1320" w:hanging="440"/>
+      </w:pPr>
+      <w:rPr>
+        <w:rFonts w:ascii="Wingdings" w:hAnsi="Wingdings" w:hint="default"/>
+      </w:rPr>
+    </w:lvl>
+    <w:lvl w:ilvl="2" w:tplc="04090005" w:tentative="1">
+      <w:start w:val="1"/>
+      <w:numFmt w:val="bullet"/>
+      <w:lvlText w:val=""/>
+      <w:lvlJc w:val="left"/>
+      <w:pPr>
+        <w:ind w:left="1760" w:hanging="440"/>
+      </w:pPr>
+      <w:rPr>
+        <w:rFonts w:ascii="Wingdings" w:hAnsi="Wingdings" w:hint="default"/>
+      </w:rPr>
+    </w:lvl>
+    <w:lvl w:ilvl="3" w:tplc="04090001" w:tentative="1">
+      <w:start w:val="1"/>
+      <w:numFmt w:val="bullet"/>
+      <w:lvlText w:val=""/>
+      <w:lvlJc w:val="left"/>
+      <w:pPr>
+        <w:ind w:left="2200" w:hanging="440"/>
+      </w:pPr>
+      <w:rPr>
+        <w:rFonts w:ascii="Wingdings" w:hAnsi="Wingdings" w:hint="default"/>
+      </w:rPr>
+    </w:lvl>
+    <w:lvl w:ilvl="4" w:tplc="04090003" w:tentative="1">
+      <w:start w:val="1"/>
+      <w:numFmt w:val="bullet"/>
+      <w:lvlText w:val=""/>
+      <w:lvlJc w:val="left"/>
+      <w:pPr>
+        <w:ind w:left="2640" w:hanging="440"/>
+      </w:pPr>
+      <w:rPr>
+        <w:rFonts w:ascii="Wingdings" w:hAnsi="Wingdings" w:hint="default"/>
+      </w:rPr>
+    </w:lvl>
+    <w:lvl w:ilvl="5" w:tplc="04090005" w:tentative="1">
+      <w:start w:val="1"/>
+      <w:numFmt w:val="bullet"/>
+      <w:lvlText w:val=""/>
+      <w:lvlJc w:val="left"/>
+      <w:pPr>
+        <w:ind w:left="3080" w:hanging="440"/>
+      </w:pPr>
+      <w:rPr>
+        <w:rFonts w:ascii="Wingdings" w:hAnsi="Wingdings" w:hint="default"/>
+      </w:rPr>
+    </w:lvl>
+    <w:lvl w:ilvl="6" w:tplc="04090001" w:tentative="1">
+      <w:start w:val="1"/>
+      <w:numFmt w:val="bullet"/>
+      <w:lvlText w:val=""/>
+      <w:lvlJc w:val="left"/>
+      <w:pPr>
+        <w:ind w:left="3520" w:hanging="440"/>
+      </w:pPr>
+      <w:rPr>
+        <w:rFonts w:ascii="Wingdings" w:hAnsi="Wingdings" w:hint="default"/>
+      </w:rPr>
+    </w:lvl>
+    <w:lvl w:ilvl="7" w:tplc="04090003" w:tentative="1">
+      <w:start w:val="1"/>
+      <w:numFmt w:val="bullet"/>
+      <w:lvlText w:val=""/>
+      <w:lvlJc w:val="left"/>
+      <w:pPr>
+        <w:ind w:left="3960" w:hanging="440"/>
+      </w:pPr>
+      <w:rPr>
+        <w:rFonts w:ascii="Wingdings" w:hAnsi="Wingdings" w:hint="default"/>
+      </w:rPr>
+    </w:lvl>
+    <w:lvl w:ilvl="8" w:tplc="04090005" w:tentative="1">
+      <w:start w:val="1"/>
+      <w:numFmt w:val="bullet"/>
+      <w:lvlText w:val=""/>
+      <w:lvlJc w:val="left"/>
+      <w:pPr>
+        <w:ind w:left="4400" w:hanging="440"/>
+      </w:pPr>
+      <w:rPr>
+        <w:rFonts w:ascii="Wingdings" w:hAnsi="Wingdings" w:hint="default"/>
+      </w:rPr>
+    </w:lvl>
+  </w:abstractNum>
+  <w:abstractNum w:abstractNumId="3" w15:restartNumberingAfterBreak="0">
     <w:nsid w:val="24394BB9"/>
     <w:multiLevelType w:val="multilevel"/>
     <w:tmpl w:val="7D800B40"/>
@@ -2181,7 +2418,7 @@
       </w:rPr>
     </w:lvl>
   </w:abstractNum>
-  <w:abstractNum w:abstractNumId="3" w15:restartNumberingAfterBreak="0">
+  <w:abstractNum w:abstractNumId="4" w15:restartNumberingAfterBreak="0">
     <w:nsid w:val="2642683F"/>
     <w:multiLevelType w:val="multilevel"/>
     <w:tmpl w:val="2BFE2AD6"/>
@@ -2330,7 +2567,7 @@
       </w:rPr>
     </w:lvl>
   </w:abstractNum>
-  <w:abstractNum w:abstractNumId="4" w15:restartNumberingAfterBreak="0">
+  <w:abstractNum w:abstractNumId="5" w15:restartNumberingAfterBreak="0">
     <w:nsid w:val="2F657ED6"/>
     <w:multiLevelType w:val="multilevel"/>
     <w:tmpl w:val="649C2520"/>
@@ -2479,7 +2716,7 @@
       </w:rPr>
     </w:lvl>
   </w:abstractNum>
-  <w:abstractNum w:abstractNumId="5" w15:restartNumberingAfterBreak="0">
+  <w:abstractNum w:abstractNumId="6" w15:restartNumberingAfterBreak="0">
     <w:nsid w:val="34696BFA"/>
     <w:multiLevelType w:val="multilevel"/>
     <w:tmpl w:val="62966FCA"/>
@@ -2628,7 +2865,7 @@
       </w:rPr>
     </w:lvl>
   </w:abstractNum>
-  <w:abstractNum w:abstractNumId="6" w15:restartNumberingAfterBreak="0">
+  <w:abstractNum w:abstractNumId="7" w15:restartNumberingAfterBreak="0">
     <w:nsid w:val="4961586C"/>
     <w:multiLevelType w:val="multilevel"/>
     <w:tmpl w:val="FE0CC6B4"/>
@@ -2777,7 +3014,7 @@
       </w:rPr>
     </w:lvl>
   </w:abstractNum>
-  <w:abstractNum w:abstractNumId="7" w15:restartNumberingAfterBreak="0">
+  <w:abstractNum w:abstractNumId="8" w15:restartNumberingAfterBreak="0">
     <w:nsid w:val="59EE41CA"/>
     <w:multiLevelType w:val="multilevel"/>
     <w:tmpl w:val="56A0A14C"/>
@@ -2926,7 +3163,7 @@
       </w:rPr>
     </w:lvl>
   </w:abstractNum>
-  <w:abstractNum w:abstractNumId="8" w15:restartNumberingAfterBreak="0">
+  <w:abstractNum w:abstractNumId="9" w15:restartNumberingAfterBreak="0">
     <w:nsid w:val="6BCC519C"/>
     <w:multiLevelType w:val="multilevel"/>
     <w:tmpl w:val="1572FEC4"/>
@@ -3076,31 +3313,34 @@
     </w:lvl>
   </w:abstractNum>
   <w:num w:numId="1" w16cid:durableId="904950902">
+    <w:abstractNumId w:val="7"/>
+  </w:num>
+  <w:num w:numId="2" w16cid:durableId="1423992509">
+    <w:abstractNumId w:val="5"/>
+  </w:num>
+  <w:num w:numId="3" w16cid:durableId="1393458625">
+    <w:abstractNumId w:val="4"/>
+  </w:num>
+  <w:num w:numId="4" w16cid:durableId="412818889">
     <w:abstractNumId w:val="6"/>
   </w:num>
-  <w:num w:numId="2" w16cid:durableId="1423992509">
-    <w:abstractNumId w:val="4"/>
+  <w:num w:numId="5" w16cid:durableId="1010335366">
+    <w:abstractNumId w:val="8"/>
   </w:num>
-  <w:num w:numId="3" w16cid:durableId="1393458625">
+  <w:num w:numId="6" w16cid:durableId="2112625150">
     <w:abstractNumId w:val="3"/>
   </w:num>
-  <w:num w:numId="4" w16cid:durableId="412818889">
-    <w:abstractNumId w:val="5"/>
-  </w:num>
-  <w:num w:numId="5" w16cid:durableId="1010335366">
-    <w:abstractNumId w:val="7"/>
-  </w:num>
-  <w:num w:numId="6" w16cid:durableId="2112625150">
-    <w:abstractNumId w:val="2"/>
-  </w:num>
   <w:num w:numId="7" w16cid:durableId="746924831">
-    <w:abstractNumId w:val="8"/>
+    <w:abstractNumId w:val="9"/>
   </w:num>
   <w:num w:numId="8" w16cid:durableId="2009746243">
     <w:abstractNumId w:val="0"/>
   </w:num>
   <w:num w:numId="9" w16cid:durableId="98649514">
     <w:abstractNumId w:val="1"/>
+  </w:num>
+  <w:num w:numId="10" w16cid:durableId="1728533787">
+    <w:abstractNumId w:val="2"/>
   </w:num>
 </w:numbering>
 </file>
@@ -3712,6 +3952,7 @@
   <w:style w:type="character" w:default="1" w:styleId="a0">
     <w:name w:val="Default Paragraph Font"/>
     <w:uiPriority w:val="1"/>
+    <w:semiHidden/>
     <w:unhideWhenUsed/>
   </w:style>
   <w:style w:type="table" w:default="1" w:styleId="a1">
